--- a/Biodata - Devashree V Pandit.docx
+++ b/Biodata - Devashree V Pandit.docx
@@ -13,9 +13,9 @@
           <w:noProof/>
         </w:rPr>
         <w:drawing>
-          <wp:inline distT="0" distB="0" distL="0" distR="0" wp14:anchorId="1F7D7C97" wp14:editId="3AC960BB">
-            <wp:extent cx="1599137" cy="1551543"/>
-            <wp:effectExtent l="57150" t="0" r="58420" b="106045"/>
+          <wp:inline distT="0" distB="0" distL="0" distR="0" wp14:anchorId="1F7D7C97" wp14:editId="41A88667">
+            <wp:extent cx="1625497" cy="1584251"/>
+            <wp:effectExtent l="57150" t="0" r="51435" b="111760"/>
             <wp:docPr id="1686183048" name="Picture 6"/>
             <wp:cNvGraphicFramePr>
               <a:graphicFrameLocks xmlns:a="http://schemas.openxmlformats.org/drawingml/2006/main" noChangeAspect="1"/>
@@ -24,34 +24,43 @@
               <a:graphicData uri="http://schemas.openxmlformats.org/drawingml/2006/picture">
                 <pic:pic xmlns:pic="http://schemas.openxmlformats.org/drawingml/2006/picture">
                   <pic:nvPicPr>
-                    <pic:cNvPr id="1686183048" name="Picture 1686183048"/>
+                    <pic:cNvPr id="1686183048" name="Picture 6"/>
                     <pic:cNvPicPr/>
                   </pic:nvPicPr>
-                  <pic:blipFill>
-                    <a:blip r:embed="rId6">
+                  <pic:blipFill rotWithShape="1">
+                    <a:blip r:embed="rId6" cstate="print">
                       <a:extLst>
                         <a:ext uri="{28A0092B-C50C-407E-A947-70E740481C1C}">
                           <a14:useLocalDpi xmlns:a14="http://schemas.microsoft.com/office/drawing/2010/main" val="0"/>
                         </a:ext>
                       </a:extLst>
                     </a:blip>
+                    <a:srcRect t="2824" b="24078"/>
                     <a:stretch>
                       <a:fillRect/>
                     </a:stretch>
                   </pic:blipFill>
-                  <pic:spPr>
+                  <pic:spPr bwMode="auto">
                     <a:xfrm>
                       <a:off x="0" y="0"/>
-                      <a:ext cx="1626075" cy="1577679"/>
+                      <a:ext cx="1626075" cy="1584814"/>
                     </a:xfrm>
                     <a:prstGeom prst="ellipse">
                       <a:avLst/>
                     </a:prstGeom>
+                    <a:ln>
+                      <a:noFill/>
+                    </a:ln>
                     <a:effectLst>
                       <a:outerShdw blurRad="50800" dist="50800" dir="5400000" algn="ctr" rotWithShape="0">
                         <a:srgbClr val="C9A23F"/>
                       </a:outerShdw>
                     </a:effectLst>
+                    <a:extLst>
+                      <a:ext uri="{53640926-AAD7-44D8-BBD7-CCE9431645EC}">
+                        <a14:shadowObscured xmlns:a14="http://schemas.microsoft.com/office/drawing/2010/main"/>
+                      </a:ext>
+                    </a:extLst>
                   </pic:spPr>
                 </pic:pic>
               </a:graphicData>
@@ -63,7 +72,7 @@
     <w:tbl>
       <w:tblPr>
         <w:tblStyle w:val="TableGrid"/>
-        <w:tblpPr w:leftFromText="180" w:rightFromText="180" w:vertAnchor="page" w:horzAnchor="margin" w:tblpY="5661"/>
+        <w:tblpPr w:leftFromText="180" w:rightFromText="180" w:vertAnchor="page" w:horzAnchor="margin" w:tblpY="5594"/>
         <w:tblW w:w="9151" w:type="dxa"/>
         <w:tblBorders>
           <w:top w:val="none" w:sz="0" w:space="0" w:color="auto"/>
@@ -1261,15 +1270,6 @@
         </w:tc>
       </w:tr>
     </w:tbl>
-    <w:p>
-      <w:pPr>
-        <w:rPr>
-          <w:sz w:val="28"/>
-          <w:szCs w:val="28"/>
-        </w:rPr>
-      </w:pPr>
-    </w:p>
-    <w:p/>
     <w:p/>
     <w:sectPr>
       <w:headerReference w:type="default" r:id="rId7"/>
